--- a/templates/court-letters/Registrar List Submissions.docx
+++ b/templates/court-letters/Registrar List Submissions.docx
@@ -721,7 +721,7 @@
         <w:tab/>
         <w:tab/>
         <w:tab/>
-        <w:t xml:space="preserve">Name of Counsel: Natalie Quirke </w:t>
+        <w:t xml:space="preserve">Name of Counsel: NEW GEN AUTOMATION </w:t>
       </w:r>
     </w:p>
     <w:p>
@@ -1027,7 +1027,7 @@
         <w:sz w:val="52"/>
         <w:szCs w:val="52"/>
       </w:rPr>
-      <w:t xml:space="preserve">Natalie Quirke </w:t>
+      <w:t xml:space="preserve">NEW GEN AUTOMATION </w:t>
     </w:r>
     <w:r>
       <w:rPr>
@@ -1108,7 +1108,7 @@
                               <w:sz w:val="14"/>
                               <w:lang w:val="en-NZ" w:eastAsia="en-NZ"/>
                             </w:rPr>
-                            <w:t xml:space="preserve">PO Box 25 977 </w:t>
+                            <w:t xml:space="preserve">Auckland 1010 </w:t>
                           </w:r>
                         </w:p>
                         <w:p>
@@ -1128,7 +1128,7 @@
                               <w:sz w:val="14"/>
                               <w:lang w:val="en-NZ" w:eastAsia="en-NZ"/>
                             </w:rPr>
-                            <w:t>St Heliers 1070</w:t>
+                            <w:t>Auckland 1010</w:t>
                           </w:r>
                         </w:p>
                         <w:p>
@@ -1199,7 +1199,7 @@
                               <w:sz w:val="14"/>
                               <w:lang w:val="en-NZ" w:eastAsia="en-NZ"/>
                             </w:rPr>
-                            <w:t>natalie@nataliequirke.co.nz</w:t>
+                            <w:t>hello@newgenautomation.nz</w:t>
                           </w:r>
                         </w:p>
                         <w:p>
@@ -1330,7 +1330,7 @@
                         <w:sz w:val="14"/>
                         <w:lang w:val="en-NZ" w:eastAsia="en-NZ"/>
                       </w:rPr>
-                      <w:t xml:space="preserve">PO Box 25 977 </w:t>
+                      <w:t xml:space="preserve">Auckland 1010 </w:t>
                     </w:r>
                   </w:p>
                   <w:p>
@@ -1350,7 +1350,7 @@
                         <w:sz w:val="14"/>
                         <w:lang w:val="en-NZ" w:eastAsia="en-NZ"/>
                       </w:rPr>
-                      <w:t>St Heliers 1070</w:t>
+                      <w:t>Auckland 1010</w:t>
                     </w:r>
                   </w:p>
                   <w:p>
@@ -1421,7 +1421,7 @@
                         <w:sz w:val="14"/>
                         <w:lang w:val="en-NZ" w:eastAsia="en-NZ"/>
                       </w:rPr>
-                      <w:t>natalie@nataliequirke.co.nz</w:t>
+                      <w:t>hello@newgenautomation.nz</w:t>
                     </w:r>
                   </w:p>
                   <w:p>

--- a/templates/court-letters/Registrar List Submissions.docx
+++ b/templates/court-letters/Registrar List Submissions.docx
@@ -1150,7 +1150,7 @@
                               <w:sz w:val="14"/>
                               <w:lang w:val="en-NZ" w:eastAsia="en-NZ"/>
                             </w:rPr>
-                            <w:t>Tel:  (09) 575 6757</w:t>
+                            <w:t>Tel: (09) 235 5523</w:t>
                           </w:r>
                         </w:p>
                         <w:p>
@@ -1170,7 +1170,7 @@
                               <w:sz w:val="14"/>
                               <w:lang w:val="en-NZ" w:eastAsia="en-NZ"/>
                             </w:rPr>
-                            <w:t>Mob: 0274 944 411</w:t>
+                            <w:t>Mob: 027 230 5006</w:t>
                           </w:r>
                         </w:p>
                         <w:p>
@@ -1199,7 +1199,7 @@
                               <w:sz w:val="14"/>
                               <w:lang w:val="en-NZ" w:eastAsia="en-NZ"/>
                             </w:rPr>
-                            <w:t>hello@newgenautomation.nz</w:t>
+                            <w:t>will@newgenbusiness.nz</w:t>
                           </w:r>
                         </w:p>
                         <w:p>
@@ -1372,7 +1372,7 @@
                         <w:sz w:val="14"/>
                         <w:lang w:val="en-NZ" w:eastAsia="en-NZ"/>
                       </w:rPr>
-                      <w:t>Tel:  (09) 575 6757</w:t>
+                      <w:t>Tel: (09) 235 5523</w:t>
                     </w:r>
                   </w:p>
                   <w:p>
@@ -1392,7 +1392,7 @@
                         <w:sz w:val="14"/>
                         <w:lang w:val="en-NZ" w:eastAsia="en-NZ"/>
                       </w:rPr>
-                      <w:t>Mob: 0274 944 411</w:t>
+                      <w:t>Mob: 027 230 5006</w:t>
                     </w:r>
                   </w:p>
                   <w:p>
@@ -1421,7 +1421,7 @@
                         <w:sz w:val="14"/>
                         <w:lang w:val="en-NZ" w:eastAsia="en-NZ"/>
                       </w:rPr>
-                      <w:t>hello@newgenautomation.nz</w:t>
+                      <w:t>will@newgenbusiness.nz</w:t>
                     </w:r>
                   </w:p>
                   <w:p>
